--- a/docs/Политика_конфиденциальности_ИС_Чат-бот_MAX.docx
+++ b/docs/Политика_конфиденциальности_ИС_Чат-бот_MAX.docx
@@ -544,7 +544,7 @@
           <w:sz w:val="28"/>
           <w:szCs w:val="28"/>
         </w:rPr>
-        <w:t xml:space="preserve">2) обработка, необходимая для осуществления и выполнения возложенных на Администрацию законодательством Российской Федерации функций, полномочий и обязанностей (пункт 2 части 1 статьи 6 Федерального закона № 152-ФЗ), – дополнительное правовое основание в части рассмотрения сообщений жителей и информирования населения: Устав Елизовского муниципального округа, Федеральный закон от 06.10.2003 № 131-ФЗ «Об общих принципах организации местного самоуправления в Российской Федерации», Федеральный закон от 09.02.2009 № 8-ФЗ «Об обеспечении доступа к информации о деятельности государственных органов и органов местного самоуправления» в части информирования населения.</w:t>
+        <w:t xml:space="preserve">2) обработка, необходимая для осуществления и выполнения возложенных на Администрацию законодательством Российской Федерации функций, полномочий и обязанностей (пункт 2 части 1 статьи 6 Федерального закона № 152-ФЗ), – дополнительное правовое основание в части рассмотрения сообщений жителей и информирования населения: Устав Елизовского муниципального округа, Федеральный закон от 20.03.2025 № 33-ФЗ «Об общих принципах организации местного самоуправления в единой системе публичной власти», Федеральный закон от 06.10.2003 № 131-ФЗ «Об общих принципах организации местного самоуправления в Российской Федерации» (в части, применяемой в переходный период), Федеральный закон от 09.02.2009 № 8-ФЗ «Об обеспечении доступа к информации о деятельности государственных органов и органов местного самоуправления» в части информирования населения.</w:t>
       </w:r>
     </w:p>
     <w:p>
